--- a/statics/4.USC/SoPforUSC.docx
+++ b/statics/4.USC/SoPforUSC.docx
@@ -1888,6 +1888,46 @@
           <w:sz w:val="24"/>
           <w:szCs w:val="24"/>
         </w:rPr>
+        <w:t xml:space="preserve">Programming for research </w:t>
+      </w:r>
+      <w:r>
+        <w:rPr>
+          <w:rFonts w:ascii="Times New Roman" w:hAnsi="Times New Roman" w:cs="Times New Roman"/>
+          <w:sz w:val="24"/>
+          <w:szCs w:val="24"/>
+        </w:rPr>
+        <w:t>is zero tolerant to bugs and errors</w:t>
+      </w:r>
+      <w:r>
+        <w:rPr>
+          <w:rFonts w:ascii="Times New Roman" w:hAnsi="Times New Roman" w:cs="Times New Roman"/>
+          <w:sz w:val="24"/>
+          <w:szCs w:val="24"/>
+        </w:rPr>
+        <w:t>, so it needs you to be very technical and professional in your implementation</w:t>
+      </w:r>
+      <w:r>
+        <w:rPr>
+          <w:rFonts w:ascii="Times New Roman" w:hAnsi="Times New Roman" w:cs="Times New Roman"/>
+          <w:sz w:val="24"/>
+          <w:szCs w:val="24"/>
+        </w:rPr>
+        <w:t>.</w:t>
+      </w:r>
+      <w:r>
+        <w:rPr>
+          <w:rFonts w:ascii="Times New Roman" w:hAnsi="Times New Roman" w:cs="Times New Roman"/>
+          <w:sz w:val="24"/>
+          <w:szCs w:val="24"/>
+        </w:rPr>
+        <w:t xml:space="preserve"> </w:t>
+      </w:r>
+      <w:r>
+        <w:rPr>
+          <w:rFonts w:ascii="Times New Roman" w:hAnsi="Times New Roman" w:cs="Times New Roman"/>
+          <w:sz w:val="24"/>
+          <w:szCs w:val="24"/>
+        </w:rPr>
         <w:t xml:space="preserve">After the training of these </w:t>
       </w:r>
       <w:r>
@@ -2000,7 +2040,16 @@
           <w:sz w:val="24"/>
           <w:szCs w:val="24"/>
         </w:rPr>
-        <w:t>relevant research</w:t>
+        <w:t xml:space="preserve">relevant </w:t>
+      </w:r>
+      <w:r>
+        <w:rPr>
+          <w:rFonts w:ascii="Times New Roman" w:hAnsi="Times New Roman" w:cs="Times New Roman"/>
+          <w:sz w:val="24"/>
+          <w:szCs w:val="24"/>
+        </w:rPr>
+        <w:lastRenderedPageBreak/>
+        <w:t>research</w:t>
       </w:r>
       <w:r>
         <w:rPr>
@@ -2104,16 +2153,7 @@
           <w:sz w:val="24"/>
           <w:szCs w:val="24"/>
         </w:rPr>
-        <w:t xml:space="preserve">code had also inspired me to </w:t>
-      </w:r>
-      <w:r>
-        <w:rPr>
-          <w:rFonts w:ascii="Times New Roman" w:hAnsi="Times New Roman" w:cs="Times New Roman"/>
-          <w:sz w:val="24"/>
-          <w:szCs w:val="24"/>
-        </w:rPr>
-        <w:lastRenderedPageBreak/>
-        <w:t>think how we</w:t>
+        <w:t>code had also inspired me to think how we</w:t>
       </w:r>
       <w:r>
         <w:rPr>
@@ -3254,42 +3294,58 @@
           <w:sz w:val="24"/>
           <w:szCs w:val="24"/>
         </w:rPr>
-        <w:t>The curriculum of your Software Engineering track matches my interest perfectly. As what I want to learn is exactly how to implement, maintain and manage a software system.</w:t>
-      </w:r>
-      <w:r>
-        <w:rPr>
-          <w:rFonts w:ascii="Times New Roman" w:hAnsi="Times New Roman" w:cs="Times New Roman"/>
-          <w:sz w:val="24"/>
-          <w:szCs w:val="24"/>
-        </w:rPr>
-        <w:t xml:space="preserve"> It will be my greatest pleasure</w:t>
-      </w:r>
-      <w:r>
-        <w:rPr>
-          <w:rFonts w:ascii="Times New Roman" w:hAnsi="Times New Roman" w:cs="Times New Roman" w:hint="eastAsia"/>
-          <w:sz w:val="24"/>
-          <w:szCs w:val="24"/>
-        </w:rPr>
-        <w:t xml:space="preserve"> </w:t>
-      </w:r>
-      <w:r>
-        <w:rPr>
-          <w:rFonts w:ascii="Times New Roman" w:hAnsi="Times New Roman" w:cs="Times New Roman"/>
-          <w:sz w:val="24"/>
-          <w:szCs w:val="24"/>
-        </w:rPr>
-        <w:t xml:space="preserve">if I could be admitted to your esteemed program. </w:t>
-      </w:r>
-      <w:r>
-        <w:rPr>
-          <w:rFonts w:ascii="Times New Roman" w:hAnsi="Times New Roman" w:cs="Times New Roman"/>
-          <w:sz w:val="24"/>
-          <w:szCs w:val="24"/>
-        </w:rPr>
-        <w:t>Thank you</w:t>
+        <w:t>The curriculum of your Software Engineering trac</w:t>
+      </w:r>
+      <w:r>
+        <w:rPr>
+          <w:rFonts w:ascii="Times New Roman" w:hAnsi="Times New Roman" w:cs="Times New Roman"/>
+          <w:sz w:val="24"/>
+          <w:szCs w:val="24"/>
+        </w:rPr>
+        <w:t>k matches my interest perfectly, a</w:t>
       </w:r>
       <w:bookmarkStart w:id="0" w:name="_GoBack"/>
       <w:bookmarkEnd w:id="0"/>
+      <w:r>
+        <w:rPr>
+          <w:rFonts w:ascii="Times New Roman" w:hAnsi="Times New Roman" w:cs="Times New Roman"/>
+          <w:sz w:val="24"/>
+          <w:szCs w:val="24"/>
+        </w:rPr>
+        <w:t>s what I want to learn is exactly how to implement, maintain and manage a software system.</w:t>
+      </w:r>
+      <w:r>
+        <w:rPr>
+          <w:rFonts w:ascii="Times New Roman" w:hAnsi="Times New Roman" w:cs="Times New Roman"/>
+          <w:sz w:val="24"/>
+          <w:szCs w:val="24"/>
+        </w:rPr>
+        <w:t xml:space="preserve"> It will be my greatest pleasure</w:t>
+      </w:r>
+      <w:r>
+        <w:rPr>
+          <w:rFonts w:ascii="Times New Roman" w:hAnsi="Times New Roman" w:cs="Times New Roman" w:hint="eastAsia"/>
+          <w:sz w:val="24"/>
+          <w:szCs w:val="24"/>
+        </w:rPr>
+        <w:t xml:space="preserve"> </w:t>
+      </w:r>
+      <w:r>
+        <w:rPr>
+          <w:rFonts w:ascii="Times New Roman" w:hAnsi="Times New Roman" w:cs="Times New Roman"/>
+          <w:sz w:val="24"/>
+          <w:szCs w:val="24"/>
+        </w:rPr>
+        <w:t xml:space="preserve">if I could be admitted to your esteemed program. </w:t>
+      </w:r>
+      <w:r>
+        <w:rPr>
+          <w:rFonts w:ascii="Times New Roman" w:hAnsi="Times New Roman" w:cs="Times New Roman"/>
+          <w:sz w:val="24"/>
+          <w:szCs w:val="24"/>
+        </w:rPr>
+        <w:t>Thank you</w:t>
+      </w:r>
       <w:r>
         <w:rPr>
           <w:rFonts w:ascii="Times New Roman" w:hAnsi="Times New Roman" w:cs="Times New Roman"/>
@@ -4316,7 +4372,7 @@
 </file>
 
 <file path=customXml/itemProps1.xml><?xml version="1.0" encoding="utf-8"?>
-<ds:datastoreItem xmlns:ds="http://schemas.openxmlformats.org/officeDocument/2006/customXml" ds:itemID="{1672AD73-5424-47C8-8B65-3D51A520DCD6}">
+<ds:datastoreItem xmlns:ds="http://schemas.openxmlformats.org/officeDocument/2006/customXml" ds:itemID="{A11DB685-1E24-482A-855D-AF8A1548AD03}">
   <ds:schemaRefs>
     <ds:schemaRef ds:uri="http://schemas.openxmlformats.org/officeDocument/2006/bibliography"/>
   </ds:schemaRefs>
